--- a/students/Джаббаров Неймадди Али оглы/laba3/ЛР3. ОЦЕНКА ПРОЕКТА.docx
+++ b/students/Джаббаров Неймадди Али оглы/laba3/ЛР3. ОЦЕНКА ПРОЕКТА.docx
@@ -128,7 +128,15 @@
         <w:t xml:space="preserve"> </w:t>
       </w:r>
       <w:r>
-        <w:t>имени Н.М. Федоровского»</w:t>
+        <w:t xml:space="preserve">имени </w:t>
+      </w:r>
+      <w:proofErr w:type="gramStart"/>
+      <w:r>
+        <w:t>Н.М.</w:t>
+      </w:r>
+      <w:proofErr w:type="gramEnd"/>
+      <w:r>
+        <w:t xml:space="preserve"> Федоровского»</w:t>
       </w:r>
     </w:p>
     <w:p>
@@ -306,9 +314,6 @@
         <w:t>Джаббаров Н</w:t>
       </w:r>
       <w:r>
-        <w:rPr>
-          <w:lang w:val="en-US"/>
-        </w:rPr>
         <w:t>.</w:t>
       </w:r>
       <w:r>
@@ -356,48 +361,42 @@
     <w:p>
       <w:pPr>
         <w:pStyle w:val="a3"/>
-        <w:spacing w:after="100" w:line="360" w:lineRule="auto"/>
         <w:jc w:val="right"/>
       </w:pPr>
-      <w:proofErr w:type="spellStart"/>
-      <w:r>
-        <w:t>Бодрякова</w:t>
-      </w:r>
-      <w:proofErr w:type="spellEnd"/>
-      <w:r>
-        <w:t xml:space="preserve"> Людмила Николаевна</w:t>
-      </w:r>
-    </w:p>
-    <w:p>
-      <w:pPr>
-        <w:pStyle w:val="a3"/>
-        <w:jc w:val="right"/>
-      </w:pPr>
-    </w:p>
-    <w:p>
-      <w:pPr>
-        <w:pStyle w:val="a3"/>
-      </w:pPr>
-    </w:p>
-    <w:p>
-      <w:pPr>
-        <w:pStyle w:val="a3"/>
-      </w:pPr>
-    </w:p>
-    <w:p>
-      <w:pPr>
-        <w:pStyle w:val="a3"/>
-      </w:pPr>
-    </w:p>
-    <w:p>
-      <w:pPr>
-        <w:pStyle w:val="a3"/>
-      </w:pPr>
-    </w:p>
-    <w:p>
-      <w:pPr>
-        <w:pStyle w:val="a3"/>
-      </w:pPr>
+    </w:p>
+    <w:p>
+      <w:pPr>
+        <w:pStyle w:val="a3"/>
+      </w:pPr>
+    </w:p>
+    <w:p>
+      <w:pPr>
+        <w:pStyle w:val="a3"/>
+      </w:pPr>
+    </w:p>
+    <w:p>
+      <w:pPr>
+        <w:pStyle w:val="a3"/>
+      </w:pPr>
+    </w:p>
+    <w:p>
+      <w:pPr>
+        <w:pStyle w:val="a3"/>
+      </w:pPr>
+    </w:p>
+    <w:p>
+      <w:pPr>
+        <w:pStyle w:val="a3"/>
+      </w:pPr>
+    </w:p>
+    <w:p>
+      <w:pPr>
+        <w:pStyle w:val="a3"/>
+        <w:spacing w:before="39"/>
+      </w:pPr>
+      <w:r>
+        <w:br/>
+      </w:r>
     </w:p>
     <w:p>
       <w:pPr>
@@ -1072,17 +1071,62 @@
           <w:bCs/>
         </w:rPr>
       </w:pPr>
+    </w:p>
+    <w:p>
+      <w:pPr>
+        <w:pStyle w:val="a3"/>
+        <w:spacing w:after="240" w:line="360" w:lineRule="auto"/>
+        <w:jc w:val="center"/>
+      </w:pPr>
+      <w:r>
+        <w:t xml:space="preserve">Рисунок </w:t>
+      </w:r>
+      <w:r>
+        <w:t xml:space="preserve">1 </w:t>
+      </w:r>
+      <w:r>
+        <w:t xml:space="preserve">– </w:t>
+      </w:r>
+      <w:r>
+        <w:t>Сводная</w:t>
+      </w:r>
+      <w:r>
+        <w:t xml:space="preserve"> таблица</w:t>
+      </w:r>
+    </w:p>
+    <w:p>
+      <w:pPr>
+        <w:pStyle w:val="a3"/>
+        <w:spacing w:before="33"/>
+        <w:jc w:val="center"/>
+        <w:rPr>
+          <w:b/>
+          <w:bCs/>
+        </w:rPr>
+      </w:pPr>
+    </w:p>
+    <w:p>
+      <w:pPr>
+        <w:pStyle w:val="a3"/>
+        <w:spacing w:before="33"/>
+        <w:jc w:val="center"/>
+        <w:rPr>
+          <w:b/>
+          <w:bCs/>
+        </w:rPr>
+      </w:pPr>
       <w:r>
         <w:rPr>
           <w:b/>
           <w:bCs/>
           <w:noProof/>
+          <w:lang w:val="en-US"/>
         </w:rPr>
         <w:drawing>
-          <wp:inline distT="0" distB="0" distL="0" distR="0" wp14:anchorId="6FF7A14C" wp14:editId="4F09052E">
-            <wp:extent cx="5934075" cy="2038350"/>
-            <wp:effectExtent l="0" t="0" r="9525" b="0"/>
-            <wp:docPr id="1865037084" name="Рисунок 1"/>
+          <wp:inline distT="0" distB="0" distL="0" distR="0" wp14:anchorId="1C2F86C1" wp14:editId="6651524F">
+            <wp:extent cx="5934075" cy="1552575"/>
+            <wp:effectExtent l="0" t="0" r="9525" b="9525"/>
+            <wp:docPr id="1350100236" name="Рисунок 1"/>
             <wp:cNvGraphicFramePr>
               <a:graphicFrameLocks xmlns:a="http://schemas.openxmlformats.org/drawingml/2006/main" noChangeAspect="1"/>
             </wp:cNvGraphicFramePr>
@@ -1111,7 +1155,7 @@
                   <pic:spPr bwMode="auto">
                     <a:xfrm>
                       <a:off x="0" y="0"/>
-                      <a:ext cx="5934075" cy="2038350"/>
+                      <a:ext cx="5934075" cy="1552575"/>
                     </a:xfrm>
                     <a:prstGeom prst="rect">
                       <a:avLst/>
@@ -1131,24 +1175,13 @@
     <w:p>
       <w:pPr>
         <w:pStyle w:val="a3"/>
-        <w:spacing w:after="240" w:line="360" w:lineRule="auto"/>
-        <w:jc w:val="center"/>
-      </w:pPr>
-      <w:r>
-        <w:t xml:space="preserve">Рисунок </w:t>
-      </w:r>
-      <w:r>
-        <w:t xml:space="preserve">1 </w:t>
-      </w:r>
-      <w:r>
-        <w:t xml:space="preserve">– </w:t>
-      </w:r>
-      <w:r>
-        <w:t>Сводная</w:t>
-      </w:r>
-      <w:r>
-        <w:t xml:space="preserve"> таблица</w:t>
-      </w:r>
+        <w:spacing w:before="33"/>
+        <w:jc w:val="center"/>
+        <w:rPr>
+          <w:b/>
+          <w:bCs/>
+        </w:rPr>
+      </w:pPr>
     </w:p>
     <w:p>
       <w:pPr>
@@ -1167,10 +1200,10 @@
           <w:noProof/>
         </w:rPr>
         <w:drawing>
-          <wp:inline distT="0" distB="0" distL="0" distR="0" wp14:anchorId="19461654" wp14:editId="7E182A44">
-            <wp:extent cx="5934075" cy="4619625"/>
-            <wp:effectExtent l="0" t="0" r="9525" b="9525"/>
-            <wp:docPr id="909272623" name="Рисунок 2"/>
+          <wp:inline distT="0" distB="0" distL="0" distR="0" wp14:anchorId="21FF85A8" wp14:editId="5D696DD3">
+            <wp:extent cx="5943600" cy="3762375"/>
+            <wp:effectExtent l="0" t="0" r="0" b="9525"/>
+            <wp:docPr id="64075711" name="Рисунок 2"/>
             <wp:cNvGraphicFramePr>
               <a:graphicFrameLocks xmlns:a="http://schemas.openxmlformats.org/drawingml/2006/main" noChangeAspect="1"/>
             </wp:cNvGraphicFramePr>
@@ -1199,7 +1232,7 @@
                   <pic:spPr bwMode="auto">
                     <a:xfrm>
                       <a:off x="0" y="0"/>
-                      <a:ext cx="5934075" cy="4619625"/>
+                      <a:ext cx="5943600" cy="3762375"/>
                     </a:xfrm>
                     <a:prstGeom prst="rect">
                       <a:avLst/>
@@ -1226,17 +1259,6 @@
           <w:bCs/>
         </w:rPr>
       </w:pPr>
-    </w:p>
-    <w:p>
-      <w:pPr>
-        <w:pStyle w:val="a3"/>
-        <w:spacing w:before="33"/>
-        <w:jc w:val="center"/>
-        <w:rPr>
-          <w:b/>
-          <w:bCs/>
-        </w:rPr>
-      </w:pPr>
       <w:r>
         <w:rPr>
           <w:b/>
@@ -1245,10 +1267,10 @@
         </w:rPr>
         <w:lastRenderedPageBreak/>
         <w:drawing>
-          <wp:inline distT="0" distB="0" distL="0" distR="0" wp14:anchorId="065FBE07" wp14:editId="424E7E59">
-            <wp:extent cx="5943600" cy="1800225"/>
-            <wp:effectExtent l="0" t="0" r="0" b="9525"/>
-            <wp:docPr id="1806578092" name="Рисунок 3"/>
+          <wp:inline distT="0" distB="0" distL="0" distR="0" wp14:anchorId="4496276F" wp14:editId="1EB86615">
+            <wp:extent cx="5934075" cy="2676525"/>
+            <wp:effectExtent l="0" t="0" r="9525" b="9525"/>
+            <wp:docPr id="429154827" name="Рисунок 3"/>
             <wp:cNvGraphicFramePr>
               <a:graphicFrameLocks xmlns:a="http://schemas.openxmlformats.org/drawingml/2006/main" noChangeAspect="1"/>
             </wp:cNvGraphicFramePr>
@@ -1277,7 +1299,7 @@
                   <pic:spPr bwMode="auto">
                     <a:xfrm>
                       <a:off x="0" y="0"/>
-                      <a:ext cx="5943600" cy="1800225"/>
+                      <a:ext cx="5934075" cy="2676525"/>
                     </a:xfrm>
                     <a:prstGeom prst="rect">
                       <a:avLst/>
@@ -1301,13 +1323,7 @@
         <w:jc w:val="center"/>
       </w:pPr>
       <w:r>
-        <w:t xml:space="preserve">Рисунок 2 </w:t>
-      </w:r>
-      <w:r>
-        <w:t xml:space="preserve">– </w:t>
-      </w:r>
-      <w:r>
-        <w:t>Разработка</w:t>
+        <w:t>Рисунок 2 – Разработка</w:t>
       </w:r>
       <w:r>
         <w:t xml:space="preserve"> ПО 1</w:t>
@@ -1330,10 +1346,10 @@
           <w:noProof/>
         </w:rPr>
         <w:drawing>
-          <wp:inline distT="0" distB="0" distL="0" distR="0" wp14:anchorId="46F63774" wp14:editId="2745B6D5">
-            <wp:extent cx="5943600" cy="1304925"/>
-            <wp:effectExtent l="0" t="0" r="0" b="9525"/>
-            <wp:docPr id="1095424512" name="Рисунок 4"/>
+          <wp:inline distT="0" distB="0" distL="0" distR="0" wp14:anchorId="2004D810" wp14:editId="18227FCF">
+            <wp:extent cx="5934075" cy="1304925"/>
+            <wp:effectExtent l="0" t="0" r="9525" b="9525"/>
+            <wp:docPr id="527473406" name="Рисунок 4"/>
             <wp:cNvGraphicFramePr>
               <a:graphicFrameLocks xmlns:a="http://schemas.openxmlformats.org/drawingml/2006/main" noChangeAspect="1"/>
             </wp:cNvGraphicFramePr>
@@ -1362,7 +1378,7 @@
                   <pic:spPr bwMode="auto">
                     <a:xfrm>
                       <a:off x="0" y="0"/>
-                      <a:ext cx="5943600" cy="1304925"/>
+                      <a:ext cx="5934075" cy="1304925"/>
                     </a:xfrm>
                     <a:prstGeom prst="rect">
                       <a:avLst/>
@@ -1418,10 +1434,10 @@
           <w:noProof/>
         </w:rPr>
         <w:drawing>
-          <wp:inline distT="0" distB="0" distL="0" distR="0" wp14:anchorId="68C0DC0B" wp14:editId="15E42C21">
-            <wp:extent cx="5943600" cy="1285875"/>
+          <wp:inline distT="0" distB="0" distL="0" distR="0" wp14:anchorId="6C3A3998" wp14:editId="1A453853">
+            <wp:extent cx="5943600" cy="1057275"/>
             <wp:effectExtent l="0" t="0" r="0" b="9525"/>
-            <wp:docPr id="2105835645" name="Рисунок 5"/>
+            <wp:docPr id="1934786744" name="Рисунок 5"/>
             <wp:cNvGraphicFramePr>
               <a:graphicFrameLocks xmlns:a="http://schemas.openxmlformats.org/drawingml/2006/main" noChangeAspect="1"/>
             </wp:cNvGraphicFramePr>
@@ -1450,7 +1466,7 @@
                   <pic:spPr bwMode="auto">
                     <a:xfrm>
                       <a:off x="0" y="0"/>
-                      <a:ext cx="5943600" cy="1285875"/>
+                      <a:ext cx="5943600" cy="1057275"/>
                     </a:xfrm>
                     <a:prstGeom prst="rect">
                       <a:avLst/>
@@ -1503,10 +1519,10 @@
           <w:noProof/>
         </w:rPr>
         <w:drawing>
-          <wp:inline distT="0" distB="0" distL="0" distR="0" wp14:anchorId="291528C4" wp14:editId="2715DF90">
-            <wp:extent cx="5943600" cy="1085850"/>
-            <wp:effectExtent l="0" t="0" r="0" b="0"/>
-            <wp:docPr id="616181557" name="Рисунок 6"/>
+          <wp:inline distT="0" distB="0" distL="0" distR="0" wp14:anchorId="31BB6B56" wp14:editId="5C7EA24A">
+            <wp:extent cx="5942965" cy="838110"/>
+            <wp:effectExtent l="0" t="0" r="635" b="635"/>
+            <wp:docPr id="594858697" name="Рисунок 6"/>
             <wp:cNvGraphicFramePr>
               <a:graphicFrameLocks xmlns:a="http://schemas.openxmlformats.org/drawingml/2006/main" noChangeAspect="1"/>
             </wp:cNvGraphicFramePr>
@@ -1535,7 +1551,7 @@
                   <pic:spPr bwMode="auto">
                     <a:xfrm>
                       <a:off x="0" y="0"/>
-                      <a:ext cx="5943600" cy="1085850"/>
+                      <a:ext cx="5942965" cy="838110"/>
                     </a:xfrm>
                     <a:prstGeom prst="rect">
                       <a:avLst/>
@@ -1601,16 +1617,13 @@
       </w:pPr>
       <w:r>
         <w:rPr>
-          <w:b/>
-          <w:bCs/>
           <w:noProof/>
-          <w:lang w:val="en-US"/>
         </w:rPr>
         <w:drawing>
-          <wp:inline distT="0" distB="0" distL="0" distR="0" wp14:anchorId="0576008A" wp14:editId="5863FA38">
-            <wp:extent cx="5934075" cy="1285875"/>
+          <wp:inline distT="0" distB="0" distL="0" distR="0" wp14:anchorId="1373757C" wp14:editId="4F6EE35F">
+            <wp:extent cx="5934075" cy="1057275"/>
             <wp:effectExtent l="0" t="0" r="9525" b="9525"/>
-            <wp:docPr id="155887752" name="Рисунок 7"/>
+            <wp:docPr id="1175719554" name="Рисунок 7"/>
             <wp:cNvGraphicFramePr>
               <a:graphicFrameLocks xmlns:a="http://schemas.openxmlformats.org/drawingml/2006/main" noChangeAspect="1"/>
             </wp:cNvGraphicFramePr>
@@ -1639,7 +1652,7 @@
                   <pic:spPr bwMode="auto">
                     <a:xfrm>
                       <a:off x="0" y="0"/>
-                      <a:ext cx="5934075" cy="1285875"/>
+                      <a:ext cx="5934075" cy="1057275"/>
                     </a:xfrm>
                     <a:prstGeom prst="rect">
                       <a:avLst/>
@@ -1698,10 +1711,10 @@
         </w:rPr>
         <w:lastRenderedPageBreak/>
         <w:drawing>
-          <wp:inline distT="0" distB="0" distL="0" distR="0" wp14:anchorId="2355265E" wp14:editId="67BB1FA4">
-            <wp:extent cx="5943600" cy="1952625"/>
-            <wp:effectExtent l="0" t="0" r="0" b="9525"/>
-            <wp:docPr id="975802191" name="Рисунок 8"/>
+          <wp:inline distT="0" distB="0" distL="0" distR="0" wp14:anchorId="6017B831" wp14:editId="04C03A5A">
+            <wp:extent cx="5943600" cy="1943100"/>
+            <wp:effectExtent l="0" t="0" r="0" b="0"/>
+            <wp:docPr id="428788150" name="Рисунок 8"/>
             <wp:cNvGraphicFramePr>
               <a:graphicFrameLocks xmlns:a="http://schemas.openxmlformats.org/drawingml/2006/main" noChangeAspect="1"/>
             </wp:cNvGraphicFramePr>
@@ -1730,7 +1743,7 @@
                   <pic:spPr bwMode="auto">
                     <a:xfrm>
                       <a:off x="0" y="0"/>
-                      <a:ext cx="5943600" cy="1952625"/>
+                      <a:ext cx="5943600" cy="1943100"/>
                     </a:xfrm>
                     <a:prstGeom prst="rect">
                       <a:avLst/>
@@ -1757,9 +1770,6 @@
         <w:t xml:space="preserve">Рисунок </w:t>
       </w:r>
       <w:r>
-        <w:rPr>
-          <w:lang w:val="en-US"/>
-        </w:rPr>
         <w:t>7</w:t>
       </w:r>
       <w:r>
@@ -1983,79 +1993,72 @@
         <w:rPr>
           <w:b/>
           <w:bCs/>
-          <w:lang w:val="en-US"/>
-        </w:rPr>
-      </w:pPr>
-    </w:p>
-    <w:p>
-      <w:pPr>
-        <w:pStyle w:val="a3"/>
-        <w:spacing w:before="33"/>
-        <w:jc w:val="center"/>
-        <w:rPr>
-          <w:b/>
-          <w:bCs/>
-          <w:lang w:val="en-US"/>
-        </w:rPr>
-      </w:pPr>
-    </w:p>
-    <w:p>
-      <w:pPr>
-        <w:pStyle w:val="a3"/>
-        <w:spacing w:before="33"/>
-        <w:jc w:val="center"/>
-        <w:rPr>
-          <w:b/>
-          <w:bCs/>
-          <w:lang w:val="en-US"/>
-        </w:rPr>
-      </w:pPr>
-    </w:p>
-    <w:p>
-      <w:pPr>
-        <w:pStyle w:val="a3"/>
-        <w:spacing w:before="33"/>
-        <w:jc w:val="center"/>
-        <w:rPr>
-          <w:b/>
-          <w:bCs/>
-          <w:lang w:val="en-US"/>
-        </w:rPr>
-      </w:pPr>
-    </w:p>
-    <w:p>
-      <w:pPr>
-        <w:pStyle w:val="a3"/>
-        <w:spacing w:before="33"/>
-        <w:jc w:val="center"/>
-        <w:rPr>
-          <w:b/>
-          <w:bCs/>
-          <w:lang w:val="en-US"/>
-        </w:rPr>
-      </w:pPr>
-    </w:p>
-    <w:p>
-      <w:pPr>
-        <w:pStyle w:val="a3"/>
-        <w:spacing w:before="33"/>
-        <w:jc w:val="center"/>
-        <w:rPr>
-          <w:b/>
-          <w:bCs/>
-          <w:lang w:val="en-US"/>
-        </w:rPr>
-      </w:pPr>
-    </w:p>
-    <w:p>
-      <w:pPr>
-        <w:pStyle w:val="a3"/>
-        <w:spacing w:before="33"/>
-        <w:jc w:val="center"/>
-        <w:rPr>
-          <w:b/>
-          <w:bCs/>
-          <w:lang w:val="en-US"/>
+        </w:rPr>
+      </w:pPr>
+    </w:p>
+    <w:p>
+      <w:pPr>
+        <w:pStyle w:val="a3"/>
+        <w:spacing w:before="33"/>
+        <w:jc w:val="center"/>
+        <w:rPr>
+          <w:b/>
+          <w:bCs/>
+        </w:rPr>
+      </w:pPr>
+    </w:p>
+    <w:p>
+      <w:pPr>
+        <w:pStyle w:val="a3"/>
+        <w:spacing w:before="33"/>
+        <w:jc w:val="center"/>
+        <w:rPr>
+          <w:b/>
+          <w:bCs/>
+        </w:rPr>
+      </w:pPr>
+    </w:p>
+    <w:p>
+      <w:pPr>
+        <w:pStyle w:val="a3"/>
+        <w:spacing w:before="33"/>
+        <w:jc w:val="center"/>
+        <w:rPr>
+          <w:b/>
+          <w:bCs/>
+        </w:rPr>
+      </w:pPr>
+    </w:p>
+    <w:p>
+      <w:pPr>
+        <w:pStyle w:val="a3"/>
+        <w:spacing w:before="33"/>
+        <w:jc w:val="center"/>
+        <w:rPr>
+          <w:b/>
+          <w:bCs/>
+        </w:rPr>
+      </w:pPr>
+    </w:p>
+    <w:p>
+      <w:pPr>
+        <w:pStyle w:val="a3"/>
+        <w:spacing w:before="33"/>
+        <w:jc w:val="center"/>
+        <w:rPr>
+          <w:b/>
+          <w:bCs/>
+        </w:rPr>
+      </w:pPr>
+    </w:p>
+    <w:p>
+      <w:pPr>
+        <w:pStyle w:val="a3"/>
+        <w:spacing w:before="33"/>
+        <w:jc w:val="center"/>
+        <w:rPr>
+          <w:b/>
+          <w:bCs/>
         </w:rPr>
       </w:pPr>
     </w:p>
@@ -3461,6 +3464,7 @@
   <w:style w:type="character" w:default="1" w:styleId="a0">
     <w:name w:val="Default Paragraph Font"/>
     <w:uiPriority w:val="1"/>
+    <w:semiHidden/>
     <w:unhideWhenUsed/>
   </w:style>
   <w:style w:type="table" w:default="1" w:styleId="a1">
